--- a/files/GLV_Change_Control.docx
+++ b/files/GLV_Change_Control.docx
@@ -10,21 +10,12 @@
         <w:rPr>
           <w:color w:val="1F4E78"/>
         </w:rPr>
-        <w:t>Rubber Gloves — GLV Change Control</w:t>
+        <w:t>Change Control Record - GLV-2026-117 - Cooling Tower 3 Cell Replacement</w:t>
       </w:r>
     </w:p>
     <w:p>
       <w:r>
-        <w:rPr>
-          <w:i/>
-        </w:rPr>
-        <w:t>Document owner: Rubber Gloves Office</w:t>
-      </w:r>
-      <w:r>
-        <w:rPr>
-          <w:i/>
-        </w:rPr>
-        <w:t xml:space="preserve">  ·  Version: FY2025-A  ·  Classification: Internal — Working</w:t>
+        <w:t>CC ID: GLV-2026-117 | Asset: Cooling Tower 3 | Plant: Iskandar Refinery | Initiated by: Mod Admin (Maintenance Eng) | Date raised: 09-May-2026</w:t>
       </w:r>
     </w:p>
     <w:p>
@@ -32,17 +23,12 @@
         <w:pStyle w:val="Heading1"/>
       </w:pPr>
       <w:r>
-        <w:t>1. Executive Summary</w:t>
+        <w:t>1. Change summary</w:t>
       </w:r>
     </w:p>
     <w:p>
       <w:r>
-        <w:t>This document is the working artefact for the glv change control use case in the rubber gloves domain. It is staged for a Microsoft 365 Copilot Cowork / Notebook demo and contains plausible (illustrative) figures, lists, and narratives — not real customer data. The numbers tie back to the companion spreadsheet of the same stem.</w:t>
-      </w:r>
-    </w:p>
-    <w:p>
-      <w:r>
-        <w:t>The intended demo flow: a rubber gloves stakeholder asks Copilot to summarise, compare, draft, or distribute the contents of this file alongside related artefacts. Cowork fans the task out into 5 parallel sub-tasks (draft Word, draft email, schedule meeting, post Teams message, build action tracker). Notebook adds it as a source and answers grounded questions across all sources.</w:t>
+        <w:t>Replace deteriorated drift eliminator and fill media in Cell 3 of CT-103. Original installation 2014; ultrasonic inspection 12-Apr-2026 identified 38% loss of fill efficiency.</w:t>
       </w:r>
     </w:p>
     <w:p>
@@ -50,17 +36,262 @@
         <w:pStyle w:val="Heading1"/>
       </w:pPr>
       <w:r>
-        <w:t>2. Scenario &amp; Background</w:t>
+        <w:t>2. Classification</w:t>
+      </w:r>
+    </w:p>
+    <w:tbl>
+      <w:tblPr>
+        <w:tblStyle w:val="LightGrid-Accent1"/>
+        <w:tblW w:type="auto" w:w="0"/>
+        <w:tblLook w:firstColumn="1" w:firstRow="1" w:lastColumn="0" w:lastRow="0" w:noHBand="0" w:noVBand="1" w:val="04A0"/>
+      </w:tblPr>
+      <w:tblGrid>
+        <w:gridCol w:w="4320"/>
+        <w:gridCol w:w="4320"/>
+      </w:tblGrid>
+      <w:tr>
+        <w:tc>
+          <w:tcPr>
+            <w:tcW w:type="dxa" w:w="4320"/>
+          </w:tcPr>
+          <w:p>
+            <w:r>
+              <w:rPr>
+                <w:b/>
+              </w:rPr>
+              <w:t>Field</w:t>
+            </w:r>
+          </w:p>
+        </w:tc>
+        <w:tc>
+          <w:tcPr>
+            <w:tcW w:type="dxa" w:w="4320"/>
+          </w:tcPr>
+          <w:p>
+            <w:r>
+              <w:rPr>
+                <w:b/>
+              </w:rPr>
+              <w:t>Value</w:t>
+            </w:r>
+          </w:p>
+        </w:tc>
+      </w:tr>
+      <w:tr>
+        <w:tc>
+          <w:tcPr>
+            <w:tcW w:type="dxa" w:w="4320"/>
+          </w:tcPr>
+          <w:p>
+            <w:r>
+              <w:t>Change category</w:t>
+            </w:r>
+          </w:p>
+        </w:tc>
+        <w:tc>
+          <w:tcPr>
+            <w:tcW w:type="dxa" w:w="4320"/>
+          </w:tcPr>
+          <w:p>
+            <w:r>
+              <w:t>Like-for-Like with material upgrade</w:t>
+            </w:r>
+          </w:p>
+        </w:tc>
+      </w:tr>
+      <w:tr>
+        <w:tc>
+          <w:tcPr>
+            <w:tcW w:type="dxa" w:w="4320"/>
+          </w:tcPr>
+          <w:p>
+            <w:r>
+              <w:t>HSE classification</w:t>
+            </w:r>
+          </w:p>
+        </w:tc>
+        <w:tc>
+          <w:tcPr>
+            <w:tcW w:type="dxa" w:w="4320"/>
+          </w:tcPr>
+          <w:p>
+            <w:r>
+              <w:t>Medium</w:t>
+            </w:r>
+          </w:p>
+        </w:tc>
+      </w:tr>
+      <w:tr>
+        <w:tc>
+          <w:tcPr>
+            <w:tcW w:type="dxa" w:w="4320"/>
+          </w:tcPr>
+          <w:p>
+            <w:r>
+              <w:t>Production impact</w:t>
+            </w:r>
+          </w:p>
+        </w:tc>
+        <w:tc>
+          <w:tcPr>
+            <w:tcW w:type="dxa" w:w="4320"/>
+          </w:tcPr>
+          <w:p>
+            <w:r>
+              <w:t>Cell 3 isolated; other 3 cells continue (75% capacity)</w:t>
+            </w:r>
+          </w:p>
+        </w:tc>
+      </w:tr>
+      <w:tr>
+        <w:tc>
+          <w:tcPr>
+            <w:tcW w:type="dxa" w:w="4320"/>
+          </w:tcPr>
+          <w:p>
+            <w:r>
+              <w:t>Estimated outage</w:t>
+            </w:r>
+          </w:p>
+        </w:tc>
+        <w:tc>
+          <w:tcPr>
+            <w:tcW w:type="dxa" w:w="4320"/>
+          </w:tcPr>
+          <w:p>
+            <w:r>
+              <w:t>36 hours (Cell only)</w:t>
+            </w:r>
+          </w:p>
+        </w:tc>
+      </w:tr>
+      <w:tr>
+        <w:tc>
+          <w:tcPr>
+            <w:tcW w:type="dxa" w:w="4320"/>
+          </w:tcPr>
+          <w:p>
+            <w:r>
+              <w:t>Budget</w:t>
+            </w:r>
+          </w:p>
+        </w:tc>
+        <w:tc>
+          <w:tcPr>
+            <w:tcW w:type="dxa" w:w="4320"/>
+          </w:tcPr>
+          <w:p>
+            <w:r>
+              <w:t>MYR 280,000</w:t>
+            </w:r>
+          </w:p>
+        </w:tc>
+      </w:tr>
+      <w:tr>
+        <w:tc>
+          <w:tcPr>
+            <w:tcW w:type="dxa" w:w="4320"/>
+          </w:tcPr>
+          <w:p>
+            <w:r>
+              <w:t>Risk score (P x I)</w:t>
+            </w:r>
+          </w:p>
+        </w:tc>
+        <w:tc>
+          <w:tcPr>
+            <w:tcW w:type="dxa" w:w="4320"/>
+          </w:tcPr>
+          <w:p>
+            <w:r>
+              <w:t>8 / 25 (Medium)</w:t>
+            </w:r>
+          </w:p>
+        </w:tc>
+      </w:tr>
+      <w:tr>
+        <w:tc>
+          <w:tcPr>
+            <w:tcW w:type="dxa" w:w="4320"/>
+          </w:tcPr>
+          <w:p>
+            <w:r>
+              <w:t>Target start</w:t>
+            </w:r>
+          </w:p>
+        </w:tc>
+        <w:tc>
+          <w:tcPr>
+            <w:tcW w:type="dxa" w:w="4320"/>
+          </w:tcPr>
+          <w:p>
+            <w:r>
+              <w:t>02-Jun-2026 08:00</w:t>
+            </w:r>
+          </w:p>
+        </w:tc>
+      </w:tr>
+      <w:tr>
+        <w:tc>
+          <w:tcPr>
+            <w:tcW w:type="dxa" w:w="4320"/>
+          </w:tcPr>
+          <w:p>
+            <w:r>
+              <w:t>Target end</w:t>
+            </w:r>
+          </w:p>
+        </w:tc>
+        <w:tc>
+          <w:tcPr>
+            <w:tcW w:type="dxa" w:w="4320"/>
+          </w:tcPr>
+          <w:p>
+            <w:r>
+              <w:t>03-Jun-2026 20:00</w:t>
+            </w:r>
+          </w:p>
+        </w:tc>
+      </w:tr>
+    </w:tbl>
+    <w:p>
+      <w:pPr>
+        <w:pStyle w:val="Heading1"/>
+      </w:pPr>
+      <w:r>
+        <w:t>3. Approvals required</w:t>
       </w:r>
     </w:p>
     <w:p>
+      <w:pPr>
+        <w:pStyle w:val="ListBullet"/>
+      </w:pPr>
       <w:r>
-        <w:t>The Group is mid-cycle on its FY2025 close and is rolling forward into FY2026 planning. The rubber gloves portfolio has surfaced a mix of on-track lines and corrective items. This glv change control captures the working position on those items so the Group office, the operating committee, and (where relevant) the regulator-facing officer can align on next steps.</w:t>
+        <w:t>Plant Manager - Lim Mei Ling - Approved 11-May-2026</w:t>
       </w:r>
     </w:p>
     <w:p>
+      <w:pPr>
+        <w:pStyle w:val="ListBullet"/>
+      </w:pPr>
       <w:r>
-        <w:t>The team has triangulated the working dataset against three peer benchmarks and against the regulator's published thresholds for the sector. Findings carried over from the prior cycle have been re-examined to test whether the original assumptions still hold under the FY2026 base case.</w:t>
+        <w:t>Process Safety Lead - Kumar Subramaniam - Approved 12-May-2026</w:t>
+      </w:r>
+    </w:p>
+    <w:p>
+      <w:pPr>
+        <w:pStyle w:val="ListBullet"/>
+      </w:pPr>
+      <w:r>
+        <w:t>Operations Superintendent - Ahmad bin Hassan - Approved 12-May-2026</w:t>
+      </w:r>
+    </w:p>
+    <w:p>
+      <w:pPr>
+        <w:pStyle w:val="ListBullet"/>
+      </w:pPr>
+      <w:r>
+        <w:t>HSE Manager - Siti Aishah - Conditional approval pending JHA review</w:t>
       </w:r>
     </w:p>
     <w:p>
@@ -68,59 +299,39 @@
         <w:pStyle w:val="Heading1"/>
       </w:pPr>
       <w:r>
-        <w:t>3. Detail &amp; Working</w:t>
+        <w:t>4. JHA outline</w:t>
       </w:r>
     </w:p>
     <w:p>
       <w:pPr>
-        <w:pStyle w:val="Heading2"/>
+        <w:pStyle w:val="ListNumber"/>
       </w:pPr>
       <w:r>
-        <w:t>3.1 Position at end of period</w:t>
-      </w:r>
-    </w:p>
-    <w:p>
-      <w:r>
-        <w:t>The closing position by unit / segment is captured in the Plant Snapshot tab of the companion workbook. Headline metrics — OEE %, Reject ppm, Capacity MT — are within the agreed corridors for Plant 1, Plant 2, and Plant 3; outside the corridor for Plant 4 and Plant 5; and under recovery monitoring for Plant 6.</w:t>
+        <w:t>Confined-space entry permit required - certified attendant + gas-test every 15 min</w:t>
       </w:r>
     </w:p>
     <w:p>
       <w:pPr>
-        <w:pStyle w:val="Heading2"/>
+        <w:pStyle w:val="ListNumber"/>
       </w:pPr>
       <w:r>
-        <w:t>3.2 Key drivers</w:t>
-      </w:r>
-    </w:p>
-    <w:p>
-      <w:r>
-        <w:t>The driver bridge (see Yield Bridge tab) attributes the FY25 variance to a balanced mix of volume / mix, pricing and discount discipline, cost base reset, capex re-baseline, working capital, regulatory provisions, FX and hedging, and productivity / automation. Each driver carries an owner and a status (on-track / at-risk / behind / recovered / mitigated).</w:t>
+        <w:t>Hot-work permit required for any cutting - fire-watch + extinguisher kit on standby</w:t>
       </w:r>
     </w:p>
     <w:p>
       <w:pPr>
-        <w:pStyle w:val="Heading2"/>
+        <w:pStyle w:val="ListNumber"/>
       </w:pPr>
       <w:r>
-        <w:t>3.3 Sensitivities and assumptions</w:t>
-      </w:r>
-    </w:p>
-    <w:p>
-      <w:r>
-        <w:t>The base case assumes FY2026 macro inputs hold within plus/minus 50 basis points of the current corridor. The upside and downside scenarios stress the headline metrics by plus/minus two corridors and re-test the recovery plan owners against the stressed position. Key sensitivities: rate path, FX MYR/USD, commodity benchmarks, regulator timing, and customer concentration.</w:t>
+        <w:t>Working at height &gt;2m - full harness + double-lanyard, anchor inspected</w:t>
       </w:r>
     </w:p>
     <w:p>
       <w:pPr>
-        <w:pStyle w:val="Heading2"/>
+        <w:pStyle w:val="ListNumber"/>
       </w:pPr>
       <w:r>
-        <w:t>3.4 Open issues and unknowns</w:t>
-      </w:r>
-    </w:p>
-    <w:p>
-      <w:r>
-        <w:t>The watchlist (see Change Control Log tab) tracks 14 indicators flagged in the prior review. Eight are on-track, four are within five points of the threshold (watch), and two have breached and triggered the escalation protocol. Owners and remediation dates are recorded against each item.</w:t>
+        <w:t>Chemical hazard - residual chlorine in basin water - SCBA available, eye-wash within 10m</w:t>
       </w:r>
     </w:p>
     <w:p>
@@ -128,55 +339,12 @@
         <w:pStyle w:val="Heading1"/>
       </w:pPr>
       <w:r>
-        <w:t>4. Recommended Actions</w:t>
+        <w:t>5. Rollback plan</w:t>
       </w:r>
     </w:p>
     <w:p>
-      <w:pPr>
-        <w:pStyle w:val="ListBullet"/>
-      </w:pPr>
       <w:r>
-        <w:t>Confirm the glv change control narrative with the Rubber Gloves CFO before the Board cut-off.</w:t>
-      </w:r>
-    </w:p>
-    <w:p>
-      <w:pPr>
-        <w:pStyle w:val="ListBullet"/>
-      </w:pPr>
-      <w:r>
-        <w:t>Lock the assumption set for the recovery plan and circulate to the division MDs for sign-off.</w:t>
-      </w:r>
-    </w:p>
-    <w:p>
-      <w:pPr>
-        <w:pStyle w:val="ListBullet"/>
-      </w:pPr>
-      <w:r>
-        <w:t>Pre-brief the regulator-facing officer on the 30/60/90-day commitments.</w:t>
-      </w:r>
-    </w:p>
-    <w:p>
-      <w:pPr>
-        <w:pStyle w:val="ListBullet"/>
-      </w:pPr>
-      <w:r>
-        <w:t>Schedule the cross-functional review with risk, legal, IR, and procurement.</w:t>
-      </w:r>
-    </w:p>
-    <w:p>
-      <w:pPr>
-        <w:pStyle w:val="ListBullet"/>
-      </w:pPr>
-      <w:r>
-        <w:t>Capture decisions in the Group decision log with named owners, due dates, and tracking links.</w:t>
-      </w:r>
-    </w:p>
-    <w:p>
-      <w:pPr>
-        <w:pStyle w:val="ListBullet"/>
-      </w:pPr>
-      <w:r>
-        <w:t>Stand up a 5-day Cowork sprint to publish the variance brief, lender holding lines, IR Q&amp;A pack, and ExCo update.</w:t>
+        <w:t>If new fill media fails performance test (Approach &gt; 5 degF, Range &lt; 22 degF), restore old fill from staging and re-test within 8 hours. Decision authority: Lim Mei Ling (Plant Mgr).</w:t>
       </w:r>
     </w:p>
     <w:p>
@@ -184,84 +352,12 @@
         <w:pStyle w:val="Heading1"/>
       </w:pPr>
       <w:r>
-        <w:t>5. Appendix — Working dataset units</w:t>
-      </w:r>
-    </w:p>
-    <w:p>
-      <w:pPr>
-        <w:pStyle w:val="ListBullet"/>
-      </w:pPr>
-      <w:r>
-        <w:t>Plant 1</w:t>
-      </w:r>
-    </w:p>
-    <w:p>
-      <w:pPr>
-        <w:pStyle w:val="ListBullet"/>
-      </w:pPr>
-      <w:r>
-        <w:t>Plant 2</w:t>
-      </w:r>
-    </w:p>
-    <w:p>
-      <w:pPr>
-        <w:pStyle w:val="ListBullet"/>
-      </w:pPr>
-      <w:r>
-        <w:t>Plant 3</w:t>
-      </w:r>
-    </w:p>
-    <w:p>
-      <w:pPr>
-        <w:pStyle w:val="ListBullet"/>
-      </w:pPr>
-      <w:r>
-        <w:t>Plant 4</w:t>
-      </w:r>
-    </w:p>
-    <w:p>
-      <w:pPr>
-        <w:pStyle w:val="ListBullet"/>
-      </w:pPr>
-      <w:r>
-        <w:t>Plant 5</w:t>
-      </w:r>
-    </w:p>
-    <w:p>
-      <w:pPr>
-        <w:pStyle w:val="ListBullet"/>
-      </w:pPr>
-      <w:r>
-        <w:t>Plant 6</w:t>
-      </w:r>
-    </w:p>
-    <w:p>
-      <w:pPr>
-        <w:pStyle w:val="ListBullet"/>
-      </w:pPr>
-      <w:r>
-        <w:t>Plant 7</w:t>
-      </w:r>
-    </w:p>
-    <w:p>
-      <w:pPr>
-        <w:pStyle w:val="ListBullet"/>
-      </w:pPr>
-      <w:r>
-        <w:t>Total</w:t>
-      </w:r>
-    </w:p>
-    <w:p>
-      <w:pPr>
-        <w:pStyle w:val="Heading1"/>
-      </w:pPr>
-      <w:r>
-        <w:t>6. Sign-off &amp; Distribution</w:t>
+        <w:t>6. Post-implementation review</w:t>
       </w:r>
     </w:p>
     <w:p>
       <w:r>
-        <w:t>Prepared by: Rubber Gloves Office  ·  Reviewed by: CFO  ·  Approved by: CEO  ·  Distributed to: Board, ExCo, Risk Committee, IR, Group Strategy.</w:t>
+        <w:t>PIR scheduled for 17-Jun-2026 (10 working days after restart). Owner: Mod Admin.</w:t>
       </w:r>
     </w:p>
     <w:sectPr>
@@ -637,6 +733,10 @@
     <w:name w:val="Normal"/>
     <w:qFormat/>
     <w:rsid w:val="00FC693F"/>
+    <w:rPr>
+      <w:rFonts w:ascii="Aptos" w:hAnsi="Aptos"/>
+      <w:sz w:val="22"/>
+    </w:rPr>
   </w:style>
   <w:style w:type="paragraph" w:styleId="Header">
     <w:name w:val="header"/>

--- a/files/GLV_Change_Control.docx
+++ b/files/GLV_Change_Control.docx
@@ -4,360 +4,447 @@
   <w:body>
     <w:p>
       <w:pPr>
-        <w:pStyle w:val="Title"/>
+        <w:jc w:val="left"/>
       </w:pPr>
       <w:r>
         <w:rPr>
-          <w:color w:val="1F4E78"/>
+          <w:b/>
+          <w:color w:val="6B7280"/>
+          <w:sz w:val="18"/>
         </w:rPr>
-        <w:t>Change Control Record - GLV-2026-117 - Cooling Tower 3 Cell Replacement</w:t>
-      </w:r>
-    </w:p>
-    <w:p>
-      <w:r>
-        <w:t>CC ID: GLV-2026-117 | Asset: Cooling Tower 3 | Plant: Iskandar Refinery | Initiated by: Mod Admin (Maintenance Eng) | Date raised: 09-May-2026</w:t>
+        <w:t>ZAVA CONGLOMERATE</w:t>
       </w:r>
     </w:p>
     <w:p>
       <w:pPr>
-        <w:pStyle w:val="Heading1"/>
+        <w:spacing w:after="40"/>
       </w:pPr>
       <w:r>
-        <w:t>1. Change summary</w:t>
-      </w:r>
-    </w:p>
-    <w:p>
-      <w:r>
-        <w:t>Replace deteriorated drift eliminator and fill media in Cell 3 of CT-103. Original installation 2014; ultrasonic inspection 12-Apr-2026 identified 38% loss of fill efficiency.</w:t>
+        <w:rPr>
+          <w:b/>
+          <w:color w:val="1F2D55"/>
+          <w:sz w:val="44"/>
+        </w:rPr>
+        <w:t>GLV Change Control</w:t>
       </w:r>
     </w:p>
     <w:p>
       <w:pPr>
-        <w:pStyle w:val="Heading1"/>
+        <w:spacing w:after="200"/>
       </w:pPr>
       <w:r>
-        <w:t>2. Classification</w:t>
+        <w:rPr>
+          <w:i/>
+          <w:color w:val="4B5B7C"/>
+          <w:sz w:val="22"/>
+        </w:rPr>
+        <w:t>Working Document · Zava Conglomerate</w:t>
       </w:r>
     </w:p>
-    <w:tbl>
-      <w:tblPr>
-        <w:tblStyle w:val="LightGrid-Accent1"/>
-        <w:tblW w:type="auto" w:w="0"/>
-        <w:tblLook w:firstColumn="1" w:firstRow="1" w:lastColumn="0" w:lastRow="0" w:noHBand="0" w:noVBand="1" w:val="04A0"/>
-      </w:tblPr>
-      <w:tblGrid>
-        <w:gridCol w:w="4320"/>
-        <w:gridCol w:w="4320"/>
-      </w:tblGrid>
-      <w:tr>
-        <w:tc>
-          <w:tcPr>
-            <w:tcW w:type="dxa" w:w="4320"/>
-          </w:tcPr>
-          <w:p>
-            <w:r>
-              <w:rPr>
-                <w:b/>
-              </w:rPr>
-              <w:t>Field</w:t>
-            </w:r>
-          </w:p>
-        </w:tc>
-        <w:tc>
-          <w:tcPr>
-            <w:tcW w:type="dxa" w:w="4320"/>
-          </w:tcPr>
-          <w:p>
-            <w:r>
-              <w:rPr>
-                <w:b/>
-              </w:rPr>
-              <w:t>Value</w:t>
-            </w:r>
-          </w:p>
-        </w:tc>
-      </w:tr>
-      <w:tr>
-        <w:tc>
-          <w:tcPr>
-            <w:tcW w:type="dxa" w:w="4320"/>
-          </w:tcPr>
-          <w:p>
-            <w:r>
-              <w:t>Change category</w:t>
-            </w:r>
-          </w:p>
-        </w:tc>
-        <w:tc>
-          <w:tcPr>
-            <w:tcW w:type="dxa" w:w="4320"/>
-          </w:tcPr>
-          <w:p>
-            <w:r>
-              <w:t>Like-for-Like with material upgrade</w:t>
-            </w:r>
-          </w:p>
-        </w:tc>
-      </w:tr>
-      <w:tr>
-        <w:tc>
-          <w:tcPr>
-            <w:tcW w:type="dxa" w:w="4320"/>
-          </w:tcPr>
-          <w:p>
-            <w:r>
-              <w:t>HSE classification</w:t>
-            </w:r>
-          </w:p>
-        </w:tc>
-        <w:tc>
-          <w:tcPr>
-            <w:tcW w:type="dxa" w:w="4320"/>
-          </w:tcPr>
-          <w:p>
-            <w:r>
-              <w:t>Medium</w:t>
-            </w:r>
-          </w:p>
-        </w:tc>
-      </w:tr>
-      <w:tr>
-        <w:tc>
-          <w:tcPr>
-            <w:tcW w:type="dxa" w:w="4320"/>
-          </w:tcPr>
-          <w:p>
-            <w:r>
-              <w:t>Production impact</w:t>
-            </w:r>
-          </w:p>
-        </w:tc>
-        <w:tc>
-          <w:tcPr>
-            <w:tcW w:type="dxa" w:w="4320"/>
-          </w:tcPr>
-          <w:p>
-            <w:r>
-              <w:t>Cell 3 isolated; other 3 cells continue (75% capacity)</w:t>
-            </w:r>
-          </w:p>
-        </w:tc>
-      </w:tr>
-      <w:tr>
-        <w:tc>
-          <w:tcPr>
-            <w:tcW w:type="dxa" w:w="4320"/>
-          </w:tcPr>
-          <w:p>
-            <w:r>
-              <w:t>Estimated outage</w:t>
-            </w:r>
-          </w:p>
-        </w:tc>
-        <w:tc>
-          <w:tcPr>
-            <w:tcW w:type="dxa" w:w="4320"/>
-          </w:tcPr>
-          <w:p>
-            <w:r>
-              <w:t>36 hours (Cell only)</w:t>
-            </w:r>
-          </w:p>
-        </w:tc>
-      </w:tr>
-      <w:tr>
-        <w:tc>
-          <w:tcPr>
-            <w:tcW w:type="dxa" w:w="4320"/>
-          </w:tcPr>
-          <w:p>
-            <w:r>
-              <w:t>Budget</w:t>
-            </w:r>
-          </w:p>
-        </w:tc>
-        <w:tc>
-          <w:tcPr>
-            <w:tcW w:type="dxa" w:w="4320"/>
-          </w:tcPr>
-          <w:p>
-            <w:r>
-              <w:t>MYR 280,000</w:t>
-            </w:r>
-          </w:p>
-        </w:tc>
-      </w:tr>
-      <w:tr>
-        <w:tc>
-          <w:tcPr>
-            <w:tcW w:type="dxa" w:w="4320"/>
-          </w:tcPr>
-          <w:p>
-            <w:r>
-              <w:t>Risk score (P x I)</w:t>
-            </w:r>
-          </w:p>
-        </w:tc>
-        <w:tc>
-          <w:tcPr>
-            <w:tcW w:type="dxa" w:w="4320"/>
-          </w:tcPr>
-          <w:p>
-            <w:r>
-              <w:t>8 / 25 (Medium)</w:t>
-            </w:r>
-          </w:p>
-        </w:tc>
-      </w:tr>
-      <w:tr>
-        <w:tc>
-          <w:tcPr>
-            <w:tcW w:type="dxa" w:w="4320"/>
-          </w:tcPr>
-          <w:p>
-            <w:r>
-              <w:t>Target start</w:t>
-            </w:r>
-          </w:p>
-        </w:tc>
-        <w:tc>
-          <w:tcPr>
-            <w:tcW w:type="dxa" w:w="4320"/>
-          </w:tcPr>
-          <w:p>
-            <w:r>
-              <w:t>02-Jun-2026 08:00</w:t>
-            </w:r>
-          </w:p>
-        </w:tc>
-      </w:tr>
-      <w:tr>
-        <w:tc>
-          <w:tcPr>
-            <w:tcW w:type="dxa" w:w="4320"/>
-          </w:tcPr>
-          <w:p>
-            <w:r>
-              <w:t>Target end</w:t>
-            </w:r>
-          </w:p>
-        </w:tc>
-        <w:tc>
-          <w:tcPr>
-            <w:tcW w:type="dxa" w:w="4320"/>
-          </w:tcPr>
-          <w:p>
-            <w:r>
-              <w:t>03-Jun-2026 20:00</w:t>
-            </w:r>
-          </w:p>
-        </w:tc>
-      </w:tr>
-    </w:tbl>
     <w:p>
       <w:pPr>
-        <w:pStyle w:val="Heading1"/>
+        <w:spacing w:after="40"/>
       </w:pPr>
       <w:r>
-        <w:t>3. Approvals required</w:t>
+        <w:rPr>
+          <w:b/>
+          <w:color w:val="1F2D55"/>
+          <w:sz w:val="20"/>
+        </w:rPr>
+        <w:t xml:space="preserve">Document reference:  </w:t>
+      </w:r>
+      <w:r>
+        <w:rPr>
+          <w:sz w:val="20"/>
+        </w:rPr>
+        <w:t>DOC-2025-472</w:t>
+      </w:r>
+    </w:p>
+    <w:p>
+      <w:pPr>
+        <w:spacing w:after="40"/>
+      </w:pPr>
+      <w:r>
+        <w:rPr>
+          <w:b/>
+          <w:color w:val="1F2D55"/>
+          <w:sz w:val="20"/>
+        </w:rPr>
+        <w:t xml:space="preserve">Prepared by:  </w:t>
+      </w:r>
+      <w:r>
+        <w:rPr>
+          <w:sz w:val="20"/>
+        </w:rPr>
+        <w:t>Zava Conglomerate working team</w:t>
+      </w:r>
+    </w:p>
+    <w:p>
+      <w:pPr>
+        <w:spacing w:after="40"/>
+      </w:pPr>
+      <w:r>
+        <w:rPr>
+          <w:b/>
+          <w:color w:val="1F2D55"/>
+          <w:sz w:val="20"/>
+        </w:rPr>
+        <w:t xml:space="preserve">Date:  </w:t>
+      </w:r>
+      <w:r>
+        <w:rPr>
+          <w:sz w:val="20"/>
+        </w:rPr>
+        <w:t>10 May 2026</w:t>
+      </w:r>
+    </w:p>
+    <w:p>
+      <w:pPr>
+        <w:spacing w:after="40"/>
+      </w:pPr>
+      <w:r>
+        <w:rPr>
+          <w:b/>
+          <w:color w:val="1F2D55"/>
+          <w:sz w:val="20"/>
+        </w:rPr>
+        <w:t xml:space="preserve">Classification:  </w:t>
+      </w:r>
+      <w:r>
+        <w:rPr>
+          <w:sz w:val="20"/>
+        </w:rPr>
+        <w:t>Internal</w:t>
+      </w:r>
+    </w:p>
+    <w:p>
+      <w:pPr>
+        <w:spacing w:after="40"/>
+      </w:pPr>
+      <w:r>
+        <w:rPr>
+          <w:b/>
+          <w:color w:val="1F2D55"/>
+          <w:sz w:val="20"/>
+        </w:rPr>
+        <w:t xml:space="preserve">Source file:  </w:t>
+      </w:r>
+      <w:r>
+        <w:rPr>
+          <w:sz w:val="20"/>
+        </w:rPr>
+        <w:t>GLV_Change_Control.docx</w:t>
+      </w:r>
+    </w:p>
+    <w:p>
+      <w:pPr>
+        <w:spacing w:before="240" w:after="80"/>
+      </w:pPr>
+      <w:r>
+        <w:rPr>
+          <w:b/>
+          <w:color w:val="1F2D55"/>
+          <w:sz w:val="26"/>
+        </w:rPr>
+        <w:t>1. Purpose and context</w:t>
+      </w:r>
+    </w:p>
+    <w:p>
+      <w:pPr>
+        <w:spacing w:after="80"/>
+      </w:pPr>
+      <w:r>
+        <w:rPr>
+          <w:i w:val="0"/>
+          <w:sz w:val="20"/>
+        </w:rPr>
+        <w:t>This document covers the subject matter referenced in the title above (GLV Change Control). It captures the working materials assembled for review by the relevant stakeholders. The intent is to provide enough context, evidence and recommendations to enable a sound decision or next action.</w:t>
+      </w:r>
+    </w:p>
+    <w:p>
+      <w:pPr>
+        <w:spacing w:before="240" w:after="80"/>
+      </w:pPr>
+      <w:r>
+        <w:rPr>
+          <w:b/>
+          <w:color w:val="1F2D55"/>
+          <w:sz w:val="26"/>
+        </w:rPr>
+        <w:t>2. Background</w:t>
+      </w:r>
+    </w:p>
+    <w:p>
+      <w:pPr>
+        <w:spacing w:after="80"/>
+      </w:pPr>
+      <w:r>
+        <w:rPr>
+          <w:i w:val="0"/>
+          <w:sz w:val="20"/>
+        </w:rPr>
+        <w:t>The work documented here has been developed over several weeks by a small team drawn from the relevant divisions and Group functions. It builds on earlier analyses (see Appendix A) and incorporates the feedback received from the first review with the sponsor.</w:t>
+      </w:r>
+    </w:p>
+    <w:p>
+      <w:pPr>
+        <w:spacing w:before="240" w:after="80"/>
+      </w:pPr>
+      <w:r>
+        <w:rPr>
+          <w:b/>
+          <w:color w:val="1F2D55"/>
+          <w:sz w:val="26"/>
+        </w:rPr>
+        <w:t>3. Approach and methodology</w:t>
+      </w:r>
+    </w:p>
+    <w:p>
+      <w:pPr>
+        <w:spacing w:after="80"/>
+      </w:pPr>
+      <w:r>
+        <w:rPr>
+          <w:i w:val="0"/>
+          <w:sz w:val="20"/>
+        </w:rPr>
+        <w:t>Three lines of evidence were combined: (i) review of policy and process documentation; (ii) extraction and analysis of transactional and operational data; (iii) interviews with knowledgeable stakeholders. Where possible, findings were triangulated across two or more of these sources.</w:t>
+      </w:r>
+    </w:p>
+    <w:p>
+      <w:pPr>
+        <w:spacing w:before="240" w:after="80"/>
+      </w:pPr>
+      <w:r>
+        <w:rPr>
+          <w:b/>
+          <w:color w:val="1F2D55"/>
+          <w:sz w:val="26"/>
+        </w:rPr>
+        <w:t>4. Key findings</w:t>
+      </w:r>
+    </w:p>
+    <w:p>
+      <w:pPr>
+        <w:spacing w:after="80"/>
+      </w:pPr>
+      <w:r>
+        <w:rPr>
+          <w:i w:val="0"/>
+          <w:sz w:val="20"/>
+        </w:rPr>
+        <w:t>The analysis surfaced six findings of material interest. Two are positive observations confirming that current arrangements are working well in the areas examined. Four are issues warranting action — two in the near term, two on a 6-12 month horizon. Each finding is documented with quantified evidence in the relevant appendix.</w:t>
+      </w:r>
+    </w:p>
+    <w:p>
+      <w:pPr>
+        <w:spacing w:before="240" w:after="80"/>
+      </w:pPr>
+      <w:r>
+        <w:rPr>
+          <w:b/>
+          <w:color w:val="1F2D55"/>
+          <w:sz w:val="26"/>
+        </w:rPr>
+        <w:t>5. Implications for the business</w:t>
+      </w:r>
+    </w:p>
+    <w:p>
+      <w:pPr>
+        <w:spacing w:after="80"/>
+      </w:pPr>
+      <w:r>
+        <w:rPr>
+          <w:i w:val="0"/>
+          <w:sz w:val="20"/>
+        </w:rPr>
+        <w:t>If acted on, the recommendations would deliver three benefits: improved decision speed, reduced exception rate, and a measurable cost-to-serve improvement. The expected financial impact is in the range of MYR 12-28m annual run-rate, depending on the pace and depth of implementation.</w:t>
+      </w:r>
+    </w:p>
+    <w:p>
+      <w:pPr>
+        <w:spacing w:before="240" w:after="80"/>
+      </w:pPr>
+      <w:r>
+        <w:rPr>
+          <w:b/>
+          <w:color w:val="1F2D55"/>
+          <w:sz w:val="26"/>
+        </w:rPr>
+        <w:t>6. Recommendations</w:t>
+      </w:r>
+    </w:p>
+    <w:p>
+      <w:pPr>
+        <w:spacing w:after="80"/>
+      </w:pPr>
+      <w:r>
+        <w:rPr>
+          <w:i w:val="0"/>
+          <w:sz w:val="20"/>
+        </w:rPr>
+        <w:t>Six recommendations are proposed. Each is sized, sponsored and resourced. Each has a defined first milestone within 90 days and a target completion within 12-18 months. The recommendations are sequenced to avoid overload on any single division or function.</w:t>
+      </w:r>
+    </w:p>
+    <w:p>
+      <w:pPr>
+        <w:spacing w:before="240" w:after="80"/>
+      </w:pPr>
+      <w:r>
+        <w:rPr>
+          <w:b/>
+          <w:color w:val="1F2D55"/>
+          <w:sz w:val="26"/>
+        </w:rPr>
+        <w:t>7. Risks and mitigations</w:t>
+      </w:r>
+    </w:p>
+    <w:p>
+      <w:pPr>
+        <w:spacing w:after="80"/>
+      </w:pPr>
+      <w:r>
+        <w:rPr>
+          <w:i w:val="0"/>
+          <w:sz w:val="20"/>
+        </w:rPr>
+        <w:t>The principal risks are change-management capacity, talent availability and the interaction with the existing strategic-initiative portfolio. Each risk has a defined owner and mitigation plan; the residual risk after mitigation is assessed as low to medium.</w:t>
+      </w:r>
+    </w:p>
+    <w:p>
+      <w:pPr>
+        <w:spacing w:before="240" w:after="80"/>
+      </w:pPr>
+      <w:r>
+        <w:rPr>
+          <w:b/>
+          <w:color w:val="1F2D55"/>
+          <w:sz w:val="26"/>
+        </w:rPr>
+        <w:t>8. Next steps</w:t>
+      </w:r>
+    </w:p>
+    <w:p>
+      <w:pPr>
+        <w:spacing w:after="80"/>
+      </w:pPr>
+      <w:r>
+        <w:rPr>
+          <w:i w:val="0"/>
+          <w:sz w:val="20"/>
+        </w:rPr>
+        <w:t>The next steps are (a) review and endorsement by the sponsor, (b) socialisation with the affected divisions, (c) finalisation of the implementation plan with named owners and milestones, and (d) inclusion in the quarterly leadership review cadence from Q3 FY2026.</w:t>
+      </w:r>
+    </w:p>
+    <w:p>
+      <w:pPr>
+        <w:spacing w:before="240" w:after="80"/>
+      </w:pPr>
+      <w:r>
+        <w:rPr>
+          <w:b/>
+          <w:color w:val="1F2D55"/>
+          <w:sz w:val="26"/>
+        </w:rPr>
+        <w:t>9. Appendices</w:t>
+      </w:r>
+    </w:p>
+    <w:p>
+      <w:pPr>
+        <w:spacing w:after="80"/>
+      </w:pPr>
+      <w:r>
+        <w:rPr>
+          <w:i w:val="0"/>
+          <w:sz w:val="20"/>
+        </w:rPr>
+        <w:t>Appendix A — prior analyses and source materials. Appendix B — detailed data and methodology notes. Appendix C — interview list and themes. Appendix D — benchmark references. Appendix E — implementation Gantt chart.</w:t>
+      </w:r>
+    </w:p>
+    <w:p>
+      <w:pPr>
+        <w:spacing w:before="240" w:after="80"/>
+      </w:pPr>
+      <w:r>
+        <w:rPr>
+          <w:b/>
+          <w:color w:val="1F2D55"/>
+          <w:sz w:val="26"/>
+        </w:rPr>
+        <w:t>Working bullets</w:t>
       </w:r>
     </w:p>
     <w:p>
       <w:pPr>
         <w:pStyle w:val="ListBullet"/>
+        <w:spacing w:after="40"/>
       </w:pPr>
       <w:r>
-        <w:t>Plant Manager - Lim Mei Ling - Approved 11-May-2026</w:t>
+        <w:rPr>
+          <w:sz w:val="20"/>
+        </w:rPr>
+        <w:t>Decision sought: endorse the approach; approve the named sponsor; allocate the proposed budget.</w:t>
       </w:r>
     </w:p>
     <w:p>
       <w:pPr>
         <w:pStyle w:val="ListBullet"/>
+        <w:spacing w:after="40"/>
       </w:pPr>
       <w:r>
-        <w:t>Process Safety Lead - Kumar Subramaniam - Approved 12-May-2026</w:t>
+        <w:rPr>
+          <w:sz w:val="20"/>
+        </w:rPr>
+        <w:t>Sponsor: Hadar Caspit (Group CFO) for finance-related work; Mod Admin for strategy-led work.</w:t>
       </w:r>
     </w:p>
     <w:p>
       <w:pPr>
         <w:pStyle w:val="ListBullet"/>
+        <w:spacing w:after="40"/>
       </w:pPr>
       <w:r>
-        <w:t>Operations Superintendent - Ahmad bin Hassan - Approved 12-May-2026</w:t>
+        <w:rPr>
+          <w:sz w:val="20"/>
+        </w:rPr>
+        <w:t>Cadence: GroupExCo monthly review until first checkpoint; quarterly thereafter.</w:t>
       </w:r>
     </w:p>
     <w:p>
       <w:pPr>
         <w:pStyle w:val="ListBullet"/>
+        <w:spacing w:after="40"/>
       </w:pPr>
       <w:r>
-        <w:t>HSE Manager - Siti Aishah - Conditional approval pending JHA review</w:t>
+        <w:rPr>
+          <w:sz w:val="20"/>
+        </w:rPr>
+        <w:t>Communications: cascade via divisional MDs within 5 working days of decision.</w:t>
       </w:r>
     </w:p>
     <w:p>
       <w:pPr>
-        <w:pStyle w:val="Heading1"/>
+        <w:pStyle w:val="ListBullet"/>
+        <w:spacing w:after="40"/>
       </w:pPr>
       <w:r>
-        <w:t>4. JHA outline</w:t>
+        <w:rPr>
+          <w:sz w:val="20"/>
+        </w:rPr>
+        <w:t>Sustainability: link to the Group's FY2030 strategic pillars where applicable.</w:t>
       </w:r>
     </w:p>
     <w:p>
       <w:pPr>
-        <w:pStyle w:val="ListNumber"/>
+        <w:jc w:val="center"/>
       </w:pPr>
       <w:r>
-        <w:t>Confined-space entry permit required - certified attendant + gas-test every 15 min</w:t>
-      </w:r>
-    </w:p>
-    <w:p>
-      <w:pPr>
-        <w:pStyle w:val="ListNumber"/>
-      </w:pPr>
-      <w:r>
-        <w:t>Hot-work permit required for any cutting - fire-watch + extinguisher kit on standby</w:t>
-      </w:r>
-    </w:p>
-    <w:p>
-      <w:pPr>
-        <w:pStyle w:val="ListNumber"/>
-      </w:pPr>
-      <w:r>
-        <w:t>Working at height &gt;2m - full harness + double-lanyard, anchor inspected</w:t>
-      </w:r>
-    </w:p>
-    <w:p>
-      <w:pPr>
-        <w:pStyle w:val="ListNumber"/>
-      </w:pPr>
-      <w:r>
-        <w:t>Chemical hazard - residual chlorine in basin water - SCBA available, eye-wash within 10m</w:t>
-      </w:r>
-    </w:p>
-    <w:p>
-      <w:pPr>
-        <w:pStyle w:val="Heading1"/>
-      </w:pPr>
-      <w:r>
-        <w:t>5. Rollback plan</w:t>
-      </w:r>
-    </w:p>
-    <w:p>
-      <w:r>
-        <w:t>If new fill media fails performance test (Approach &gt; 5 degF, Range &lt; 22 degF), restore old fill from staging and re-test within 8 hours. Decision authority: Lim Mei Ling (Plant Mgr).</w:t>
-      </w:r>
-    </w:p>
-    <w:p>
-      <w:pPr>
-        <w:pStyle w:val="Heading1"/>
-      </w:pPr>
-      <w:r>
-        <w:t>6. Post-implementation review</w:t>
-      </w:r>
-    </w:p>
-    <w:p>
-      <w:r>
-        <w:t>PIR scheduled for 17-Jun-2026 (10 working days after restart). Owner: Mod Admin.</w:t>
+        <w:rPr>
+          <w:i/>
+          <w:color w:val="9CA3AF"/>
+          <w:sz w:val="16"/>
+        </w:rPr>
+        <w:t>— END OF DOCUMENT —</w:t>
       </w:r>
     </w:p>
     <w:sectPr>
@@ -733,10 +820,6 @@
     <w:name w:val="Normal"/>
     <w:qFormat/>
     <w:rsid w:val="00FC693F"/>
-    <w:rPr>
-      <w:rFonts w:ascii="Aptos" w:hAnsi="Aptos"/>
-      <w:sz w:val="22"/>
-    </w:rPr>
   </w:style>
   <w:style w:type="paragraph" w:styleId="Header">
     <w:name w:val="header"/>
